--- a/_site/posts/2017-12-30-comportamiento-de-la-inflacion-1980-a-2017/index.docx
+++ b/_site/posts/2017-12-30-comportamiento-de-la-inflacion-1980-a-2017/index.docx
@@ -44,7 +44,7 @@
         <w:t xml:space="preserve"> </w:t>
       </w:r>
     </w:p>
-    <w:bookmarkStart w:id="20" w:name="title"/>
+    <w:bookmarkStart w:id="22" w:name="title"/>
     <w:p>
       <w:pPr>
         <w:pStyle w:val="Heading1"/>
@@ -93,8 +93,8 @@
         <w:t xml:space="preserve"> </w:t>
       </w:r>
     </w:p>
-    <w:bookmarkEnd w:id="20"/>
-    <w:bookmarkStart w:id="24" w:name="author-note"/>
+    <w:bookmarkEnd w:id="22"/>
+    <w:bookmarkStart w:id="26" w:name="author-note"/>
     <w:p>
       <w:pPr>
         <w:pStyle w:val="Heading1"/>
@@ -113,15 +113,15 @@
       <w:r>
         <w:t xml:space="preserve"> </w:t>
       </w:r>
-      <w:bookmarkStart w:id="21" w:name="orchid"/>
+      <w:bookmarkStart w:id="23" w:name="orchid"/>
       <w:r>
         <w:t xml:space="preserve">Orcid ID Logo: A green circle with white letters ID</w:t>
       </w:r>
-      <w:bookmarkEnd w:id="21"/>
-      <w:r>
-        <w:t xml:space="preserve"> </w:t>
-      </w:r>
-      <w:hyperlink r:id="rId22">
+      <w:bookmarkEnd w:id="23"/>
+      <w:r>
+        <w:t xml:space="preserve"> </w:t>
+      </w:r>
+      <w:hyperlink r:id="rId24">
         <w:r>
           <w:rPr>
             <w:rStyle w:val="Hyperlink"/>
@@ -173,7 +173,7 @@
       <w:r>
         <w:t xml:space="preserve"> </w:t>
       </w:r>
-      <w:hyperlink r:id="rId23">
+      <w:hyperlink r:id="rId25">
         <w:r>
           <w:rPr>
             <w:rStyle w:val="Hyperlink"/>
@@ -187,8 +187,8 @@
         <w:br w:type="page"/>
       </w:r>
     </w:p>
-    <w:bookmarkEnd w:id="24"/>
-    <w:bookmarkStart w:id="25" w:name="abstract"/>
+    <w:bookmarkEnd w:id="26"/>
+    <w:bookmarkStart w:id="27" w:name="abstract"/>
     <w:p>
       <w:pPr>
         <w:pStyle w:val="Heading1"/>
@@ -217,8 +217,8 @@
         <w:br w:type="page"/>
       </w:r>
     </w:p>
-    <w:bookmarkEnd w:id="25"/>
-    <w:bookmarkStart w:id="26" w:name="firstheader"/>
+    <w:bookmarkEnd w:id="27"/>
+    <w:bookmarkStart w:id="28" w:name="firstheader"/>
     <w:p>
       <w:pPr>
         <w:pStyle w:val="Heading1"/>
@@ -227,8 +227,8 @@
         <w:t xml:space="preserve">El Comportamiento de la Inflación en el Perú: Un Análisis del Período 1980-2017</w:t>
       </w:r>
     </w:p>
-    <w:bookmarkEnd w:id="26"/>
-    <w:bookmarkStart w:id="27" w:name="resumen-ejecutivo"/>
+    <w:bookmarkEnd w:id="28"/>
+    <w:bookmarkStart w:id="29" w:name="resumen-ejecutivo"/>
     <w:p>
       <w:pPr>
         <w:pStyle w:val="Heading1"/>
@@ -684,8 +684,8 @@
         <w:t xml:space="preserve">.</w:t>
       </w:r>
     </w:p>
-    <w:bookmarkEnd w:id="27"/>
-    <w:bookmarkStart w:id="28" w:name="introducción"/>
+    <w:bookmarkEnd w:id="29"/>
+    <w:bookmarkStart w:id="30" w:name="introducción"/>
     <w:p>
       <w:pPr>
         <w:pStyle w:val="Heading1"/>
@@ -1045,8 +1045,8 @@
         <w:t xml:space="preserve">emergente y dependiente de commodities.</w:t>
       </w:r>
     </w:p>
-    <w:bookmarkEnd w:id="28"/>
-    <w:bookmarkStart w:id="31" w:name="objetivos-de-la-investigación"/>
+    <w:bookmarkEnd w:id="30"/>
+    <w:bookmarkStart w:id="33" w:name="objetivos-de-la-investigación"/>
     <w:p>
       <w:pPr>
         <w:pStyle w:val="Heading1"/>
@@ -1055,7 +1055,7 @@
         <w:t xml:space="preserve">3. Objetivos de la Investigación</w:t>
       </w:r>
     </w:p>
-    <w:bookmarkStart w:id="29" w:name="objetivo-general"/>
+    <w:bookmarkStart w:id="31" w:name="objetivo-general"/>
     <w:p>
       <w:pPr>
         <w:pStyle w:val="Heading2"/>
@@ -1108,8 +1108,8 @@
         <w:t xml:space="preserve">determinaron dicha evolución.</w:t>
       </w:r>
     </w:p>
-    <w:bookmarkEnd w:id="29"/>
-    <w:bookmarkStart w:id="30" w:name="objetivos-específicos"/>
+    <w:bookmarkEnd w:id="31"/>
+    <w:bookmarkStart w:id="32" w:name="objetivos-específicos"/>
     <w:p>
       <w:pPr>
         <w:pStyle w:val="Heading2"/>
@@ -1313,9 +1313,9 @@
         <w:t xml:space="preserve">estable inflación.</w:t>
       </w:r>
     </w:p>
-    <w:bookmarkEnd w:id="30"/>
-    <w:bookmarkEnd w:id="31"/>
-    <w:bookmarkStart w:id="44" w:name="discusión-teórica"/>
+    <w:bookmarkEnd w:id="32"/>
+    <w:bookmarkEnd w:id="33"/>
+    <w:bookmarkStart w:id="46" w:name="discusión-teórica"/>
     <w:p>
       <w:pPr>
         <w:pStyle w:val="Heading1"/>
@@ -1324,7 +1324,7 @@
         <w:t xml:space="preserve">4. Discusión Teórica</w:t>
       </w:r>
     </w:p>
-    <w:bookmarkStart w:id="32" w:name="definición-de-inflación"/>
+    <w:bookmarkStart w:id="34" w:name="definición-de-inflación"/>
     <w:p>
       <w:pPr>
         <w:pStyle w:val="Heading2"/>
@@ -1449,8 +1449,8 @@
         <w:t xml:space="preserve">a quienes mantienen sus ahorros en moneda nacional.</w:t>
       </w:r>
     </w:p>
-    <w:bookmarkEnd w:id="32"/>
-    <w:bookmarkStart w:id="37" w:name="tipología-de-la-inflación"/>
+    <w:bookmarkEnd w:id="34"/>
+    <w:bookmarkStart w:id="39" w:name="tipología-de-la-inflación"/>
     <w:p>
       <w:pPr>
         <w:pStyle w:val="Heading2"/>
@@ -1479,7 +1479,7 @@
         <w:t xml:space="preserve">características y consecuencias específicas para la economía.</w:t>
       </w:r>
     </w:p>
-    <w:bookmarkStart w:id="33" w:name="inflación-moderada"/>
+    <w:bookmarkStart w:id="35" w:name="inflación-moderada"/>
     <w:p>
       <w:pPr>
         <w:pStyle w:val="Heading3"/>
@@ -1538,8 +1538,8 @@
         <w:t xml:space="preserve">asociadas a niveles más altos de inflación.</w:t>
       </w:r>
     </w:p>
-    <w:bookmarkEnd w:id="33"/>
-    <w:bookmarkStart w:id="34" w:name="inflación-galopante"/>
+    <w:bookmarkEnd w:id="35"/>
+    <w:bookmarkStart w:id="36" w:name="inflación-galopante"/>
     <w:p>
       <w:pPr>
         <w:pStyle w:val="Heading3"/>
@@ -1610,8 +1610,8 @@
         <w:t xml:space="preserve">relativos de los bienes y servicios.</w:t>
       </w:r>
     </w:p>
-    <w:bookmarkEnd w:id="34"/>
-    <w:bookmarkStart w:id="35" w:name="hiperinflación"/>
+    <w:bookmarkEnd w:id="36"/>
+    <w:bookmarkStart w:id="37" w:name="hiperinflación"/>
     <w:p>
       <w:pPr>
         <w:pStyle w:val="Heading3"/>
@@ -1682,8 +1682,8 @@
         <w:t xml:space="preserve">reserva de valor.</w:t>
       </w:r>
     </w:p>
-    <w:bookmarkEnd w:id="35"/>
-    <w:bookmarkStart w:id="36" w:name="estanflación"/>
+    <w:bookmarkEnd w:id="37"/>
+    <w:bookmarkStart w:id="38" w:name="estanflación"/>
     <w:p>
       <w:pPr>
         <w:pStyle w:val="Heading3"/>
@@ -1766,9 +1766,9 @@
         <w:t xml:space="preserve">agravar la inflación.</w:t>
       </w:r>
     </w:p>
-    <w:bookmarkEnd w:id="36"/>
-    <w:bookmarkEnd w:id="37"/>
-    <w:bookmarkStart w:id="40" w:name="causas-de-la-inflación"/>
+    <w:bookmarkEnd w:id="38"/>
+    <w:bookmarkEnd w:id="39"/>
+    <w:bookmarkStart w:id="42" w:name="causas-de-la-inflación"/>
     <w:p>
       <w:pPr>
         <w:pStyle w:val="Heading2"/>
@@ -1815,7 +1815,7 @@
         <w:t xml:space="preserve">dependiendo de su origen.</w:t>
       </w:r>
     </w:p>
-    <w:bookmarkStart w:id="38" w:name="causas-internas"/>
+    <w:bookmarkStart w:id="40" w:name="causas-internas"/>
     <w:p>
       <w:pPr>
         <w:pStyle w:val="Heading3"/>
@@ -2072,8 +2072,8 @@
         <w:t xml:space="preserve">utilizan insumos importados, lo que presiona al alza la inflación.</w:t>
       </w:r>
     </w:p>
-    <w:bookmarkEnd w:id="38"/>
-    <w:bookmarkStart w:id="39" w:name="causas-externas"/>
+    <w:bookmarkEnd w:id="40"/>
+    <w:bookmarkStart w:id="41" w:name="causas-externas"/>
     <w:p>
       <w:pPr>
         <w:pStyle w:val="Heading3"/>
@@ -2278,9 +2278,9 @@
         <w:t xml:space="preserve">puede traducirse en inflación.</w:t>
       </w:r>
     </w:p>
-    <w:bookmarkEnd w:id="39"/>
-    <w:bookmarkEnd w:id="40"/>
-    <w:bookmarkStart w:id="43" w:name="consecuencias-de-la-inflación"/>
+    <w:bookmarkEnd w:id="41"/>
+    <w:bookmarkEnd w:id="42"/>
+    <w:bookmarkStart w:id="45" w:name="consecuencias-de-la-inflación"/>
     <w:p>
       <w:pPr>
         <w:pStyle w:val="Heading2"/>
@@ -2309,7 +2309,7 @@
         <w:t xml:space="preserve">según el nivel de inflación y la estructura económica del país.</w:t>
       </w:r>
     </w:p>
-    <w:bookmarkStart w:id="41" w:name="consecuencias-económicas"/>
+    <w:bookmarkStart w:id="43" w:name="consecuencias-económicas"/>
     <w:p>
       <w:pPr>
         <w:pStyle w:val="Heading3"/>
@@ -2506,8 +2506,8 @@
         <w:t xml:space="preserve">recursos.</w:t>
       </w:r>
     </w:p>
-    <w:bookmarkEnd w:id="41"/>
-    <w:bookmarkStart w:id="42" w:name="consecuencias-sociales"/>
+    <w:bookmarkEnd w:id="43"/>
+    <w:bookmarkStart w:id="44" w:name="consecuencias-sociales"/>
     <w:p>
       <w:pPr>
         <w:pStyle w:val="Heading3"/>
@@ -2652,10 +2652,10 @@
         <w:t xml:space="preserve">bienes y servicios.</w:t>
       </w:r>
     </w:p>
-    <w:bookmarkEnd w:id="42"/>
-    <w:bookmarkEnd w:id="43"/>
     <w:bookmarkEnd w:id="44"/>
-    <w:bookmarkStart w:id="54" w:name="X446b64abb7742fb17ad293e2f9ee7a8047640d5"/>
+    <w:bookmarkEnd w:id="45"/>
+    <w:bookmarkEnd w:id="46"/>
+    <w:bookmarkStart w:id="56" w:name="X446b64abb7742fb17ad293e2f9ee7a8047640d5"/>
     <w:p>
       <w:pPr>
         <w:pStyle w:val="Heading1"/>
@@ -2664,7 +2664,7 @@
         <w:t xml:space="preserve">5. Análisis Estadístico del Comportamiento de la Inflación (1980-2017)</w:t>
       </w:r>
     </w:p>
-    <w:bookmarkStart w:id="45" w:name="X7de0257051e9b00c3d13c35cf677ef9e3f80b1b"/>
+    <w:bookmarkStart w:id="47" w:name="X7de0257051e9b00c3d13c35cf677ef9e3f80b1b"/>
     <w:p>
       <w:pPr>
         <w:pStyle w:val="Heading2"/>
@@ -3890,8 +3890,8 @@
         <w:t xml:space="preserve">Perú (BCRP) e Instituto Nacional de Estadística e Informática (INEI).</w:t>
       </w:r>
     </w:p>
-    <w:bookmarkEnd w:id="45"/>
-    <w:bookmarkStart w:id="48" w:name="década-de-1980-crisis-e-hiperinflación"/>
+    <w:bookmarkEnd w:id="47"/>
+    <w:bookmarkStart w:id="50" w:name="década-de-1980-crisis-e-hiperinflación"/>
     <w:p>
       <w:pPr>
         <w:pStyle w:val="Heading2"/>
@@ -4053,7 +4053,7 @@
         <w:t xml:space="preserve">una profunda cicatriz en la sociedad peruana.</w:t>
       </w:r>
     </w:p>
-    <w:bookmarkStart w:id="46" w:name="X6afdf033145133204149cf704a653d58585d8f3"/>
+    <w:bookmarkStart w:id="48" w:name="X6afdf033145133204149cf704a653d58585d8f3"/>
     <w:p>
       <w:pPr>
         <w:pStyle w:val="Heading3"/>
@@ -4154,8 +4154,8 @@
         <w:t xml:space="preserve">arraigadas.</w:t>
       </w:r>
     </w:p>
-    <w:bookmarkEnd w:id="46"/>
-    <w:bookmarkStart w:id="47" w:name="gobierno-de-alan-garcía-pérez-1985-1990"/>
+    <w:bookmarkEnd w:id="48"/>
+    <w:bookmarkStart w:id="49" w:name="gobierno-de-alan-garcía-pérez-1985-1990"/>
     <w:p>
       <w:pPr>
         <w:pStyle w:val="Heading3"/>
@@ -4275,278 +4275,278 @@
         <w:t xml:space="preserve">la población, especialmente de los sectores más vulnerables.</w:t>
       </w:r>
     </w:p>
-    <w:bookmarkEnd w:id="47"/>
-    <w:bookmarkEnd w:id="48"/>
-    <w:bookmarkStart w:id="50" w:name="Xf8380e114ca27a75ba98de2919bb6d77188c120"/>
-    <w:p>
-      <w:pPr>
-        <w:pStyle w:val="Heading2"/>
-      </w:pPr>
-      <w:r>
-        <w:t xml:space="preserve">5.3 Década de 1990: Estabilización y Reducción</w:t>
-      </w:r>
-    </w:p>
-    <w:p>
-      <w:pPr>
-        <w:pStyle w:val="FirstParagraph"/>
-      </w:pPr>
-      <w:r>
-        <w:t xml:space="preserve">La década de los noventa marcó un punto de inflexión en la historia</w:t>
-      </w:r>
-      <w:r>
-        <w:t xml:space="preserve"> </w:t>
-      </w:r>
-      <w:r>
-        <w:t xml:space="preserve">económica del Perú, con la implementación de un ambicioso programa de</w:t>
-      </w:r>
-      <w:r>
-        <w:t xml:space="preserve"> </w:t>
-      </w:r>
-      <w:r>
-        <w:t xml:space="preserve">estabilización y reformas estructurales que lograron frenar la</w:t>
-      </w:r>
-      <w:r>
-        <w:t xml:space="preserve"> </w:t>
-      </w:r>
-      <w:r>
-        <w:t xml:space="preserve">hiperinflación y sentar las bases para el crecimiento económico</w:t>
-      </w:r>
-      <w:r>
-        <w:t xml:space="preserve"> </w:t>
-      </w:r>
-      <w:r>
-        <w:t xml:space="preserve">sostenido. El proceso de estabilización comenzó en agosto de 1990 con el</w:t>
-      </w:r>
-      <w:r>
-        <w:t xml:space="preserve"> </w:t>
-      </w:r>
-      <w:r>
-        <w:t xml:space="preserve">gobierno de Alberto Fujimori, quien heredó una economía en caos con una</w:t>
-      </w:r>
-      <w:r>
-        <w:t xml:space="preserve"> </w:t>
-      </w:r>
-      <w:r>
-        <w:t xml:space="preserve">inflación del 7,650% anual. El programa de estabilización, conocido como</w:t>
-      </w:r>
-      <w:r>
-        <w:t xml:space="preserve"> </w:t>
-      </w:r>
-      <w:r>
-        <w:t xml:space="preserve">el</w:t>
-      </w:r>
-      <w:r>
-        <w:t xml:space="preserve"> </w:t>
-      </w:r>
-      <w:r>
-        <w:t xml:space="preserve">“Fujishock”</w:t>
-      </w:r>
-      <w:r>
-        <w:t xml:space="preserve">, incluyó medidas drásticas como la liberalización del</w:t>
-      </w:r>
-      <w:r>
-        <w:t xml:space="preserve"> </w:t>
-      </w:r>
-      <w:r>
-        <w:t xml:space="preserve">mercado de divisas, la eliminación de subsidios, la privatización de</w:t>
-      </w:r>
-      <w:r>
-        <w:t xml:space="preserve"> </w:t>
-      </w:r>
-      <w:r>
-        <w:t xml:space="preserve">empresas estatales y la adopción de una política monetaria restrictiva.</w:t>
-      </w:r>
-      <w:r>
-        <w:t xml:space="preserve"> </w:t>
-      </w:r>
-      <w:r>
-        <w:t xml:space="preserve">Estas medidas, aunque dolorosas en el corto plazo, resultaron efectivas</w:t>
-      </w:r>
-      <w:r>
-        <w:t xml:space="preserve"> </w:t>
-      </w:r>
-      <w:r>
-        <w:t xml:space="preserve">para reducir la inflación de manera dramática. En 1991, la inflación</w:t>
-      </w:r>
-      <w:r>
-        <w:t xml:space="preserve"> </w:t>
-      </w:r>
-      <w:r>
-        <w:t xml:space="preserve">cayó al 139%, y para 1992 ya se encontraba en el 57%. La coherencia</w:t>
-      </w:r>
-      <w:r>
-        <w:t xml:space="preserve"> </w:t>
-      </w:r>
-      <w:r>
-        <w:t xml:space="preserve">entre las políticas monetaria y fiscal fue clave para este logro, con el</w:t>
-      </w:r>
-      <w:r>
-        <w:t xml:space="preserve"> </w:t>
-      </w:r>
-      <w:r>
-        <w:t xml:space="preserve">Banco Central de Reserva del Perú (BCRP) adoptando una política de</w:t>
-      </w:r>
-      <w:r>
-        <w:t xml:space="preserve"> </w:t>
-      </w:r>
-      <w:r>
-        <w:t xml:space="preserve">estricto control de los agregados monetarios. Durante el resto de la</w:t>
-      </w:r>
-      <w:r>
-        <w:t xml:space="preserve"> </w:t>
-      </w:r>
-      <w:r>
-        <w:t xml:space="preserve">década, la inflación continuó su tendencia descendente, alcanzando</w:t>
-      </w:r>
-      <w:r>
-        <w:t xml:space="preserve"> </w:t>
-      </w:r>
-      <w:r>
-        <w:t xml:space="preserve">niveles de un solo dígito por primera vez en décadas. En 1997, la</w:t>
-      </w:r>
-      <w:r>
-        <w:t xml:space="preserve"> </w:t>
-      </w:r>
-      <w:r>
-        <w:t xml:space="preserve">inflación fue del 6.5%, y en 1999, del 3.7%, consolidando el éxito del</w:t>
-      </w:r>
-      <w:r>
-        <w:t xml:space="preserve"> </w:t>
-      </w:r>
-      <w:r>
-        <w:t xml:space="preserve">programa de estabilización y marcando el inicio de una nueva era de</w:t>
-      </w:r>
-      <w:r>
-        <w:t xml:space="preserve"> </w:t>
-      </w:r>
-      <w:r>
-        <w:t xml:space="preserve">estabilidad macroeconómica.</w:t>
-      </w:r>
-    </w:p>
-    <w:bookmarkStart w:id="49" w:name="gobierno-de-alberto-fujimori-1990-2000"/>
-    <w:p>
-      <w:pPr>
-        <w:pStyle w:val="Heading3"/>
-      </w:pPr>
-      <w:r>
-        <w:t xml:space="preserve">5.3.1 Gobierno de Alberto Fujimori (1990-2000)</w:t>
-      </w:r>
-    </w:p>
-    <w:p>
-      <w:pPr>
-        <w:pStyle w:val="FirstParagraph"/>
-      </w:pPr>
-      <w:r>
-        <w:t xml:space="preserve">El gobierno de Alberto Fujimori (1990-2000) heredó una economía en</w:t>
-      </w:r>
-      <w:r>
-        <w:t xml:space="preserve"> </w:t>
-      </w:r>
-      <w:r>
-        <w:t xml:space="preserve">bancarrota y una inflación desbocada. En agosto de 1990, se implementó</w:t>
-      </w:r>
-      <w:r>
-        <w:t xml:space="preserve"> </w:t>
-      </w:r>
-      <w:r>
-        <w:t xml:space="preserve">el</w:t>
-      </w:r>
-      <w:r>
-        <w:t xml:space="preserve"> </w:t>
-      </w:r>
-      <w:r>
-        <w:t xml:space="preserve">“Fujishock”</w:t>
-      </w:r>
-      <w:r>
-        <w:t xml:space="preserve">, un programa de estabilización ortodoxo que incluyó una</w:t>
-      </w:r>
-      <w:r>
-        <w:t xml:space="preserve"> </w:t>
-      </w:r>
-      <w:r>
-        <w:t xml:space="preserve">masiva corrección de precios (la inflación de agosto de 1990 bordeó el</w:t>
-      </w:r>
-      <w:r>
-        <w:t xml:space="preserve"> </w:t>
-      </w:r>
-      <w:r>
-        <w:t xml:space="preserve">400%), la liberalización del tipo de cambio, una severa restricción del</w:t>
-      </w:r>
-      <w:r>
-        <w:t xml:space="preserve"> </w:t>
-      </w:r>
-      <w:r>
-        <w:t xml:space="preserve">gasto público y una reforma tributaria profunda . Aunque la inflación de</w:t>
-      </w:r>
-      <w:r>
-        <w:t xml:space="preserve"> </w:t>
-      </w:r>
-      <w:r>
-        <w:t xml:space="preserve">1990 fue la más alta de la historia (7,650%), estas medidas sentaron las</w:t>
-      </w:r>
-      <w:r>
-        <w:t xml:space="preserve"> </w:t>
-      </w:r>
-      <w:r>
-        <w:t xml:space="preserve">bases para su control. En 1991, la inflación cayó dramáticamente al</w:t>
-      </w:r>
-      <w:r>
-        <w:t xml:space="preserve"> </w:t>
-      </w:r>
-      <w:r>
-        <w:t xml:space="preserve">139%, y continuó su descenso sostenido durante el resto de la década:</w:t>
-      </w:r>
-      <w:r>
-        <w:t xml:space="preserve"> </w:t>
-      </w:r>
-      <w:r>
-        <w:t xml:space="preserve">56.7% en 1992, 39.5% en 1993, 15.4% en 1994, y finalmente alcanzando un</w:t>
-      </w:r>
-      <w:r>
-        <w:t xml:space="preserve"> </w:t>
-      </w:r>
-      <w:r>
-        <w:t xml:space="preserve">dígito en 1995 (10.2%) . Este logro fue posible gracias a la combinación</w:t>
-      </w:r>
-      <w:r>
-        <w:t xml:space="preserve"> </w:t>
-      </w:r>
-      <w:r>
-        <w:t xml:space="preserve">de una política monetaria restrictiva y la disciplina fiscal. La</w:t>
-      </w:r>
-      <w:r>
-        <w:t xml:space="preserve"> </w:t>
-      </w:r>
-      <w:r>
-        <w:t xml:space="preserve">independencia del Banco Central de Reserva del Perú, consagrada en la</w:t>
-      </w:r>
-      <w:r>
-        <w:t xml:space="preserve"> </w:t>
-      </w:r>
-      <w:r>
-        <w:t xml:space="preserve">Constitución de 1993, fue fundamental para consolidar esta estabilidad y</w:t>
-      </w:r>
-      <w:r>
-        <w:t xml:space="preserve"> </w:t>
-      </w:r>
-      <w:r>
-        <w:t xml:space="preserve">sentar las bases para el crecimiento económico sostenido con baja</w:t>
-      </w:r>
-      <w:r>
-        <w:t xml:space="preserve"> </w:t>
-      </w:r>
-      <w:r>
-        <w:t xml:space="preserve">inflación.</w:t>
-      </w:r>
-    </w:p>
     <w:bookmarkEnd w:id="49"/>
     <w:bookmarkEnd w:id="50"/>
-    <w:bookmarkStart w:id="51" w:name="Xb5c147bd94296240c2bd062c3718dee3f938601"/>
+    <w:bookmarkStart w:id="52" w:name="Xf8380e114ca27a75ba98de2919bb6d77188c120"/>
     <w:p>
       <w:pPr>
         <w:pStyle w:val="Heading2"/>
       </w:pPr>
       <w:r>
+        <w:t xml:space="preserve">5.3 Década de 1990: Estabilización y Reducción</w:t>
+      </w:r>
+    </w:p>
+    <w:p>
+      <w:pPr>
+        <w:pStyle w:val="FirstParagraph"/>
+      </w:pPr>
+      <w:r>
+        <w:t xml:space="preserve">La década de los noventa marcó un punto de inflexión en la historia</w:t>
+      </w:r>
+      <w:r>
+        <w:t xml:space="preserve"> </w:t>
+      </w:r>
+      <w:r>
+        <w:t xml:space="preserve">económica del Perú, con la implementación de un ambicioso programa de</w:t>
+      </w:r>
+      <w:r>
+        <w:t xml:space="preserve"> </w:t>
+      </w:r>
+      <w:r>
+        <w:t xml:space="preserve">estabilización y reformas estructurales que lograron frenar la</w:t>
+      </w:r>
+      <w:r>
+        <w:t xml:space="preserve"> </w:t>
+      </w:r>
+      <w:r>
+        <w:t xml:space="preserve">hiperinflación y sentar las bases para el crecimiento económico</w:t>
+      </w:r>
+      <w:r>
+        <w:t xml:space="preserve"> </w:t>
+      </w:r>
+      <w:r>
+        <w:t xml:space="preserve">sostenido. El proceso de estabilización comenzó en agosto de 1990 con el</w:t>
+      </w:r>
+      <w:r>
+        <w:t xml:space="preserve"> </w:t>
+      </w:r>
+      <w:r>
+        <w:t xml:space="preserve">gobierno de Alberto Fujimori, quien heredó una economía en caos con una</w:t>
+      </w:r>
+      <w:r>
+        <w:t xml:space="preserve"> </w:t>
+      </w:r>
+      <w:r>
+        <w:t xml:space="preserve">inflación del 7,650% anual. El programa de estabilización, conocido como</w:t>
+      </w:r>
+      <w:r>
+        <w:t xml:space="preserve"> </w:t>
+      </w:r>
+      <w:r>
+        <w:t xml:space="preserve">el</w:t>
+      </w:r>
+      <w:r>
+        <w:t xml:space="preserve"> </w:t>
+      </w:r>
+      <w:r>
+        <w:t xml:space="preserve">“Fujishock”</w:t>
+      </w:r>
+      <w:r>
+        <w:t xml:space="preserve">, incluyó medidas drásticas como la liberalización del</w:t>
+      </w:r>
+      <w:r>
+        <w:t xml:space="preserve"> </w:t>
+      </w:r>
+      <w:r>
+        <w:t xml:space="preserve">mercado de divisas, la eliminación de subsidios, la privatización de</w:t>
+      </w:r>
+      <w:r>
+        <w:t xml:space="preserve"> </w:t>
+      </w:r>
+      <w:r>
+        <w:t xml:space="preserve">empresas estatales y la adopción de una política monetaria restrictiva.</w:t>
+      </w:r>
+      <w:r>
+        <w:t xml:space="preserve"> </w:t>
+      </w:r>
+      <w:r>
+        <w:t xml:space="preserve">Estas medidas, aunque dolorosas en el corto plazo, resultaron efectivas</w:t>
+      </w:r>
+      <w:r>
+        <w:t xml:space="preserve"> </w:t>
+      </w:r>
+      <w:r>
+        <w:t xml:space="preserve">para reducir la inflación de manera dramática. En 1991, la inflación</w:t>
+      </w:r>
+      <w:r>
+        <w:t xml:space="preserve"> </w:t>
+      </w:r>
+      <w:r>
+        <w:t xml:space="preserve">cayó al 139%, y para 1992 ya se encontraba en el 57%. La coherencia</w:t>
+      </w:r>
+      <w:r>
+        <w:t xml:space="preserve"> </w:t>
+      </w:r>
+      <w:r>
+        <w:t xml:space="preserve">entre las políticas monetaria y fiscal fue clave para este logro, con el</w:t>
+      </w:r>
+      <w:r>
+        <w:t xml:space="preserve"> </w:t>
+      </w:r>
+      <w:r>
+        <w:t xml:space="preserve">Banco Central de Reserva del Perú (BCRP) adoptando una política de</w:t>
+      </w:r>
+      <w:r>
+        <w:t xml:space="preserve"> </w:t>
+      </w:r>
+      <w:r>
+        <w:t xml:space="preserve">estricto control de los agregados monetarios. Durante el resto de la</w:t>
+      </w:r>
+      <w:r>
+        <w:t xml:space="preserve"> </w:t>
+      </w:r>
+      <w:r>
+        <w:t xml:space="preserve">década, la inflación continuó su tendencia descendente, alcanzando</w:t>
+      </w:r>
+      <w:r>
+        <w:t xml:space="preserve"> </w:t>
+      </w:r>
+      <w:r>
+        <w:t xml:space="preserve">niveles de un solo dígito por primera vez en décadas. En 1997, la</w:t>
+      </w:r>
+      <w:r>
+        <w:t xml:space="preserve"> </w:t>
+      </w:r>
+      <w:r>
+        <w:t xml:space="preserve">inflación fue del 6.5%, y en 1999, del 3.7%, consolidando el éxito del</w:t>
+      </w:r>
+      <w:r>
+        <w:t xml:space="preserve"> </w:t>
+      </w:r>
+      <w:r>
+        <w:t xml:space="preserve">programa de estabilización y marcando el inicio de una nueva era de</w:t>
+      </w:r>
+      <w:r>
+        <w:t xml:space="preserve"> </w:t>
+      </w:r>
+      <w:r>
+        <w:t xml:space="preserve">estabilidad macroeconómica.</w:t>
+      </w:r>
+    </w:p>
+    <w:bookmarkStart w:id="51" w:name="gobierno-de-alberto-fujimori-1990-2000"/>
+    <w:p>
+      <w:pPr>
+        <w:pStyle w:val="Heading3"/>
+      </w:pPr>
+      <w:r>
+        <w:t xml:space="preserve">5.3.1 Gobierno de Alberto Fujimori (1990-2000)</w:t>
+      </w:r>
+    </w:p>
+    <w:p>
+      <w:pPr>
+        <w:pStyle w:val="FirstParagraph"/>
+      </w:pPr>
+      <w:r>
+        <w:t xml:space="preserve">El gobierno de Alberto Fujimori (1990-2000) heredó una economía en</w:t>
+      </w:r>
+      <w:r>
+        <w:t xml:space="preserve"> </w:t>
+      </w:r>
+      <w:r>
+        <w:t xml:space="preserve">bancarrota y una inflación desbocada. En agosto de 1990, se implementó</w:t>
+      </w:r>
+      <w:r>
+        <w:t xml:space="preserve"> </w:t>
+      </w:r>
+      <w:r>
+        <w:t xml:space="preserve">el</w:t>
+      </w:r>
+      <w:r>
+        <w:t xml:space="preserve"> </w:t>
+      </w:r>
+      <w:r>
+        <w:t xml:space="preserve">“Fujishock”</w:t>
+      </w:r>
+      <w:r>
+        <w:t xml:space="preserve">, un programa de estabilización ortodoxo que incluyó una</w:t>
+      </w:r>
+      <w:r>
+        <w:t xml:space="preserve"> </w:t>
+      </w:r>
+      <w:r>
+        <w:t xml:space="preserve">masiva corrección de precios (la inflación de agosto de 1990 bordeó el</w:t>
+      </w:r>
+      <w:r>
+        <w:t xml:space="preserve"> </w:t>
+      </w:r>
+      <w:r>
+        <w:t xml:space="preserve">400%), la liberalización del tipo de cambio, una severa restricción del</w:t>
+      </w:r>
+      <w:r>
+        <w:t xml:space="preserve"> </w:t>
+      </w:r>
+      <w:r>
+        <w:t xml:space="preserve">gasto público y una reforma tributaria profunda . Aunque la inflación de</w:t>
+      </w:r>
+      <w:r>
+        <w:t xml:space="preserve"> </w:t>
+      </w:r>
+      <w:r>
+        <w:t xml:space="preserve">1990 fue la más alta de la historia (7,650%), estas medidas sentaron las</w:t>
+      </w:r>
+      <w:r>
+        <w:t xml:space="preserve"> </w:t>
+      </w:r>
+      <w:r>
+        <w:t xml:space="preserve">bases para su control. En 1991, la inflación cayó dramáticamente al</w:t>
+      </w:r>
+      <w:r>
+        <w:t xml:space="preserve"> </w:t>
+      </w:r>
+      <w:r>
+        <w:t xml:space="preserve">139%, y continuó su descenso sostenido durante el resto de la década:</w:t>
+      </w:r>
+      <w:r>
+        <w:t xml:space="preserve"> </w:t>
+      </w:r>
+      <w:r>
+        <w:t xml:space="preserve">56.7% en 1992, 39.5% en 1993, 15.4% en 1994, y finalmente alcanzando un</w:t>
+      </w:r>
+      <w:r>
+        <w:t xml:space="preserve"> </w:t>
+      </w:r>
+      <w:r>
+        <w:t xml:space="preserve">dígito en 1995 (10.2%) . Este logro fue posible gracias a la combinación</w:t>
+      </w:r>
+      <w:r>
+        <w:t xml:space="preserve"> </w:t>
+      </w:r>
+      <w:r>
+        <w:t xml:space="preserve">de una política monetaria restrictiva y la disciplina fiscal. La</w:t>
+      </w:r>
+      <w:r>
+        <w:t xml:space="preserve"> </w:t>
+      </w:r>
+      <w:r>
+        <w:t xml:space="preserve">independencia del Banco Central de Reserva del Perú, consagrada en la</w:t>
+      </w:r>
+      <w:r>
+        <w:t xml:space="preserve"> </w:t>
+      </w:r>
+      <w:r>
+        <w:t xml:space="preserve">Constitución de 1993, fue fundamental para consolidar esta estabilidad y</w:t>
+      </w:r>
+      <w:r>
+        <w:t xml:space="preserve"> </w:t>
+      </w:r>
+      <w:r>
+        <w:t xml:space="preserve">sentar las bases para el crecimiento económico sostenido con baja</w:t>
+      </w:r>
+      <w:r>
+        <w:t xml:space="preserve"> </w:t>
+      </w:r>
+      <w:r>
+        <w:t xml:space="preserve">inflación.</w:t>
+      </w:r>
+    </w:p>
+    <w:bookmarkEnd w:id="51"/>
+    <w:bookmarkEnd w:id="52"/>
+    <w:bookmarkStart w:id="53" w:name="Xb5c147bd94296240c2bd062c3718dee3f938601"/>
+    <w:p>
+      <w:pPr>
+        <w:pStyle w:val="Heading2"/>
+      </w:pPr>
+      <w:r>
         <w:t xml:space="preserve">5.4 Década de 2000: Consolidación de la Baja Inflación</w:t>
       </w:r>
     </w:p>
@@ -4752,8 +4752,8 @@
         <w:t xml:space="preserve">commodities.</w:t>
       </w:r>
     </w:p>
-    <w:bookmarkEnd w:id="51"/>
-    <w:bookmarkStart w:id="53" w:name="X17f87cc2789965645b589a1b4ebbbe66d82badc"/>
+    <w:bookmarkEnd w:id="53"/>
+    <w:bookmarkStart w:id="55" w:name="X17f87cc2789965645b589a1b4ebbbe66d82badc"/>
     <w:p>
       <w:pPr>
         <w:pStyle w:val="Heading2"/>
@@ -4902,7 +4902,7 @@
         <w:t xml:space="preserve">precios en la región.</w:t>
       </w:r>
     </w:p>
-    <w:bookmarkStart w:id="52" w:name="período-de-metas-de-inflación-2011-2017"/>
+    <w:bookmarkStart w:id="54" w:name="período-de-metas-de-inflación-2011-2017"/>
     <w:p>
       <w:pPr>
         <w:pStyle w:val="Heading3"/>
@@ -4991,10 +4991,10 @@
         <w:t xml:space="preserve">demostrando la madurez del marco de política monetaria implementado.</w:t>
       </w:r>
     </w:p>
-    <w:bookmarkEnd w:id="52"/>
-    <w:bookmarkEnd w:id="53"/>
     <w:bookmarkEnd w:id="54"/>
-    <w:bookmarkStart w:id="55" w:name="conclusiones"/>
+    <w:bookmarkEnd w:id="55"/>
+    <w:bookmarkEnd w:id="56"/>
+    <w:bookmarkStart w:id="57" w:name="conclusiones"/>
     <w:p>
       <w:pPr>
         <w:pStyle w:val="Heading1"/>
@@ -5164,8 +5164,8 @@
         <w:t xml:space="preserve">estabilidad de precios.</w:t>
       </w:r>
     </w:p>
-    <w:bookmarkEnd w:id="55"/>
-    <w:bookmarkStart w:id="56" w:name="recomendaciones"/>
+    <w:bookmarkEnd w:id="57"/>
+    <w:bookmarkStart w:id="58" w:name="recomendaciones"/>
     <w:p>
       <w:pPr>
         <w:pStyle w:val="Heading1"/>
@@ -5418,8 +5418,8 @@
         <w:t xml:space="preserve">mayor valor agregado.</w:t>
       </w:r>
     </w:p>
-    <w:bookmarkEnd w:id="56"/>
-    <w:bookmarkStart w:id="57" w:name="perspectivas-futuras"/>
+    <w:bookmarkEnd w:id="58"/>
+    <w:bookmarkStart w:id="59" w:name="perspectivas-futuras"/>
     <w:p>
       <w:pPr>
         <w:pStyle w:val="Heading1"/>
@@ -5522,8 +5522,8 @@
         <w:t xml:space="preserve">inflación.</w:t>
       </w:r>
     </w:p>
-    <w:bookmarkEnd w:id="57"/>
-    <w:bookmarkStart w:id="58" w:name="referencias-bibliográficas"/>
+    <w:bookmarkEnd w:id="59"/>
+    <w:bookmarkStart w:id="60" w:name="referencias-bibliográficas"/>
     <w:p>
       <w:pPr>
         <w:pStyle w:val="Heading1"/>
@@ -5633,7 +5633,7 @@
         <w:br w:type="page"/>
       </w:r>
     </w:p>
-    <w:bookmarkEnd w:id="58"/>
+    <w:bookmarkEnd w:id="60"/>
     <w:p>
       <w:pPr>
         <w:pStyle w:val="Heading1"/>
@@ -5642,7 +5642,7 @@
         <w:t xml:space="preserve">10. Anexo</w:t>
       </w:r>
     </w:p>
-    <w:bookmarkStart w:id="63" w:name="apx-anexos"/>
+    <w:bookmarkStart w:id="65" w:name="apx-anexos"/>
     <w:p>
       <w:pPr>
         <w:pStyle w:val="Heading1"/>
@@ -5651,7 +5651,7 @@
         <w:t xml:space="preserve">11. Anexos</w:t>
       </w:r>
     </w:p>
-    <w:bookmarkStart w:id="59" w:name="Xe36feb6b888899657dfc2a39b64ff31b7ca1d3f"/>
+    <w:bookmarkStart w:id="61" w:name="Xe36feb6b888899657dfc2a39b64ff31b7ca1d3f"/>
     <w:p>
       <w:pPr>
         <w:pStyle w:val="Heading2"/>
@@ -7169,8 +7169,8 @@
         <w:t xml:space="preserve">Fuente: Elaboración propia con datos del BCRP e INEI.</w:t>
       </w:r>
     </w:p>
-    <w:bookmarkEnd w:id="59"/>
-    <w:bookmarkStart w:id="62" w:name="Xdfbb1da3d65ede9f81d708374dfd6b50eeb0ebe"/>
+    <w:bookmarkEnd w:id="61"/>
+    <w:bookmarkStart w:id="64" w:name="Xdfbb1da3d65ede9f81d708374dfd6b50eeb0ebe"/>
     <w:p>
       <w:pPr>
         <w:pStyle w:val="Heading2"/>
@@ -7179,7 +7179,7 @@
         <w:t xml:space="preserve">11.2 Anexo Metodológico: Fuentes de Información y Metodología de Cálculo del IPC</w:t>
       </w:r>
     </w:p>
-    <w:bookmarkStart w:id="60" w:name="fuentes-de-información"/>
+    <w:bookmarkStart w:id="62" w:name="fuentes-de-información"/>
     <w:p>
       <w:pPr>
         <w:pStyle w:val="Heading3"/>
@@ -7280,8 +7280,8 @@
         <w:t xml:space="preserve">oficial de medición de la inflación.</w:t>
       </w:r>
     </w:p>
-    <w:bookmarkEnd w:id="60"/>
-    <w:bookmarkStart w:id="61" w:name="metodología-de-cálculo-del-ipc"/>
+    <w:bookmarkEnd w:id="62"/>
+    <w:bookmarkStart w:id="63" w:name="metodología-de-cálculo-del-ipc"/>
     <w:p>
       <w:pPr>
         <w:pStyle w:val="Heading3"/>
@@ -7476,16 +7476,16 @@
         <w:t xml:space="preserve">IPC se publica mensualmente y anualmente.</w:t>
       </w:r>
     </w:p>
-    <w:bookmarkEnd w:id="61"/>
-    <w:bookmarkEnd w:id="62"/>
     <w:bookmarkEnd w:id="63"/>
+    <w:bookmarkEnd w:id="64"/>
+    <w:bookmarkEnd w:id="65"/>
     <w:sectPr>
-      <w:headerReference r:id="rId9" w:type="even"/>
-      <w:headerReference r:id="rId11" w:type="default"/>
-      <w:footerReference r:id="rId14" w:type="even"/>
-      <w:footerReference r:id="rId13" w:type="default"/>
-      <w:headerReference r:id="rId10" w:type="first"/>
-      <w:footerReference r:id="rId12" w:type="first"/>
+      <w:headerReference r:id="rId8" w:type="even"/>
+      <w:headerReference r:id="rId9" w:type="default"/>
+      <w:footerReference r:id="rId10" w:type="even"/>
+      <w:footerReference r:id="rId11" w:type="default"/>
+      <w:headerReference r:id="rId12" w:type="first"/>
+      <w:footerReference r:id="rId13" w:type="first"/>
       <w:pgSz w:h="15840" w:w="12240"/>
       <w:pgMar w:bottom="1440" w:footer="720" w:gutter="0" w:header="720" w:left="1440" w:right="1440" w:top="1440"/>
       <w:cols w:space="720"/>
